--- a/HW1_202312493_Jangtaemin.docx
+++ b/HW1_202312493_Jangtaemin.docx
@@ -1,6 +1,6 @@
 
 <file path=word/document.xml><?xml version="1.0" encoding="utf-8"?>
-<w:document xmlns:wpc="http://schemas.microsoft.com/office/word/2010/wordprocessingCanvas" xmlns:cx="http://schemas.microsoft.com/office/drawing/2014/chartex" xmlns:cx1="http://schemas.microsoft.com/office/drawing/2015/9/8/chartex" xmlns:cx2="http://schemas.microsoft.com/office/drawing/2015/10/21/chartex" xmlns:cx3="http://schemas.microsoft.com/office/drawing/2016/5/9/chartex" xmlns:cx4="http://schemas.microsoft.com/office/drawing/2016/5/10/chartex" xmlns:cx5="http://schemas.microsoft.com/office/drawing/2016/5/11/chartex" xmlns:cx6="http://schemas.microsoft.com/office/drawing/2016/5/12/chartex" xmlns:cx7="http://schemas.microsoft.com/office/drawing/2016/5/13/chartex" xmlns:cx8="http://schemas.microsoft.com/office/drawing/2016/5/14/chartex" xmlns:mc="http://schemas.openxmlformats.org/markup-compatibility/2006" xmlns:aink="http://schemas.microsoft.com/office/drawing/2016/ink" xmlns:am3d="http://schemas.microsoft.com/office/drawing/2017/model3d" xmlns:o="urn:schemas-microsoft-com:office:office" xmlns:oel="http://schemas.microsoft.com/office/2019/extlst" xmlns:r="http://schemas.openxmlformats.org/officeDocument/2006/relationships" xmlns:m="http://schemas.openxmlformats.org/officeDocument/2006/math" xmlns:v="urn:schemas-microsoft-com:vml" xmlns:wp14="http://schemas.microsoft.com/office/word/2010/wordprocessingDrawing" xmlns:wp="http://schemas.openxmlformats.org/drawingml/2006/wordprocessingDrawing" xmlns:w10="urn:schemas-microsoft-com:office:word" xmlns:w="http://schemas.openxmlformats.org/wordprocessingml/2006/main" xmlns:w14="http://schemas.microsoft.com/office/word/2010/wordml" xmlns:w15="http://schemas.microsoft.com/office/word/2012/wordml" xmlns:w16cex="http://schemas.microsoft.com/office/word/2018/wordml/cex" xmlns:w16cid="http://schemas.microsoft.com/office/word/2016/wordml/cid" xmlns:w16="http://schemas.microsoft.com/office/word/2018/wordml" xmlns:w16du="http://schemas.microsoft.com/office/word/2023/wordml/word16du" xmlns:w16sdtdh="http://schemas.microsoft.com/office/word/2020/wordml/sdtdatahash" xmlns:w16sdtfl="http://schemas.microsoft.com/office/word/2024/wordml/sdtformatlock" xmlns:w16se="http://schemas.microsoft.com/office/word/2015/wordml/symex" xmlns:wpg="http://schemas.microsoft.com/office/word/2010/wordprocessingGroup" xmlns:wpi="http://schemas.microsoft.com/office/word/2010/wordprocessingInk" xmlns:wne="http://schemas.microsoft.com/office/word/2006/wordml" xmlns:wps="http://schemas.microsoft.com/office/word/2010/wordprocessingShape" mc:Ignorable="w14 w15 w16se w16cid w16 w16cex w16sdtdh w16sdtfl w16du wp14">
+<w:document xmlns:wpc="http://schemas.microsoft.com/office/word/2010/wordprocessingCanvas" xmlns:cx="http://schemas.microsoft.com/office/drawing/2014/chartex" xmlns:cx1="http://schemas.microsoft.com/office/drawing/2015/9/8/chartex" xmlns:cx2="http://schemas.microsoft.com/office/drawing/2015/10/21/chartex" xmlns:cx3="http://schemas.microsoft.com/office/drawing/2016/5/9/chartex" xmlns:cx4="http://schemas.microsoft.com/office/drawing/2016/5/10/chartex" xmlns:cx5="http://schemas.microsoft.com/office/drawing/2016/5/11/chartex" xmlns:cx6="http://schemas.microsoft.com/office/drawing/2016/5/12/chartex" xmlns:cx7="http://schemas.microsoft.com/office/drawing/2016/5/13/chartex" xmlns:cx8="http://schemas.microsoft.com/office/drawing/2016/5/14/chartex" xmlns:mc="http://schemas.openxmlformats.org/markup-compatibility/2006" xmlns:aink="http://schemas.microsoft.com/office/drawing/2016/ink" xmlns:am3d="http://schemas.microsoft.com/office/drawing/2017/model3d" xmlns:o="urn:schemas-microsoft-com:office:office" xmlns:oel="http://schemas.microsoft.com/office/2019/extlst" xmlns:r="http://schemas.openxmlformats.org/officeDocument/2006/relationships" xmlns:m="http://schemas.openxmlformats.org/officeDocument/2006/math" xmlns:v="urn:schemas-microsoft-com:vml" xmlns:wp14="http://schemas.microsoft.com/office/word/2010/wordprocessingDrawing" xmlns:wp="http://schemas.openxmlformats.org/drawingml/2006/wordprocessingDrawing" xmlns:w10="urn:schemas-microsoft-com:office:word" xmlns:w="http://schemas.openxmlformats.org/wordprocessingml/2006/main" xmlns:w14="http://schemas.microsoft.com/office/word/2010/wordml" xmlns:w15="http://schemas.microsoft.com/office/word/2012/wordml" xmlns:w16cex="http://schemas.microsoft.com/office/word/2018/wordml/cex" xmlns:w16cid="http://schemas.microsoft.com/office/word/2016/wordml/cid" xmlns:w16="http://schemas.microsoft.com/office/word/2018/wordml" xmlns:w16du="http://schemas.microsoft.com/office/word/2023/wordml/word16du" xmlns:w16sdtdh="http://schemas.microsoft.com/office/word/2020/wordml/sdtdatahash" xmlns:w16sdtfl="http://schemas.microsoft.com/office/word/2024/wordml/sdtformatlock" xmlns:w16se="http://schemas.microsoft.com/office/word/2015/wordml/symex" xmlns:wpg="http://schemas.microsoft.com/office/word/2010/wordprocessingGroup" xmlns:wpi="http://schemas.microsoft.com/office/word/2010/wordprocessingInk" xmlns:wne="http://schemas.microsoft.com/office/word/2006/wordml" xmlns:wps="http://schemas.microsoft.com/office/word/2010/wordprocessingShape" xmlns:a="http://schemas.openxmlformats.org/drawingml/2006/main" xmlns:pic="http://schemas.openxmlformats.org/drawingml/2006/picture" xmlns:a14="http://schemas.microsoft.com/office/drawing/2010/main" mc:Ignorable="w14 w15 w16se w16cid w16 w16cex w16sdtdh w16sdtfl w16du wp14">
   <w:body>
     <w:p>
       <w:pPr>
@@ -20,39 +20,37 @@
     </w:p>
     <w:p>
       <w:r>
-        <w:rPr>
-          <w:rFonts w:hint="eastAsia"/>
-        </w:rPr>
+        <w:rPr/>
         <w:t>학번:</w:t>
       </w:r>
-    </w:p>
-    <w:p>
-      <w:r>
-        <w:rPr>
-          <w:rFonts w:hint="eastAsia"/>
-        </w:rPr>
+      <w:r>
+        <w:rPr/>
+        <w:t xml:space="preserve"> 202312493</w:t>
+      </w:r>
+    </w:p>
+    <w:p>
+      <w:r>
+        <w:rPr/>
         <w:t>이름:</w:t>
       </w:r>
-    </w:p>
-    <w:p>
-      <w:pPr>
-        <w:rPr>
-          <w:rFonts w:hint="eastAsia"/>
-        </w:rPr>
-      </w:pPr>
-      <w:proofErr w:type="spellStart"/>
-      <w:r>
-        <w:rPr>
-          <w:rFonts w:hint="eastAsia"/>
-        </w:rPr>
+      <w:r>
+        <w:rPr/>
+        <w:t xml:space="preserve"> 장태민</w:t>
+      </w:r>
+    </w:p>
+    <w:p>
+      <w:pPr/>
+      <w:r>
+        <w:rPr/>
         <w:t>Github</w:t>
       </w:r>
-      <w:proofErr w:type="spellEnd"/>
-      <w:r>
-        <w:rPr>
-          <w:rFonts w:hint="eastAsia"/>
-        </w:rPr>
+      <w:r>
+        <w:rPr/>
         <w:t xml:space="preserve"> 주소: </w:t>
+      </w:r>
+      <w:r>
+        <w:rPr/>
+        <w:t>https://github.com/xoals95/data-structure-lab-2026-3.git</w:t>
       </w:r>
     </w:p>
     <w:p>
@@ -115,7 +113,7 @@
           </mc:Choice>
           <mc:Fallback>
             <w:pict>
-              <v:line w14:anchorId="65EEBDBB" id="직선 연결선 1" o:spid="_x0000_s1026" style="position:absolute;z-index:251659264;visibility:visible;mso-wrap-style:square;mso-wrap-distance-left:9pt;mso-wrap-distance-top:0;mso-wrap-distance-right:9pt;mso-wrap-distance-bottom:0;mso-position-horizontal:absolute;mso-position-horizontal-relative:text;mso-position-vertical:absolute;mso-position-vertical-relative:text" from=".25pt,5.5pt" to="451.9pt,5.5pt" o:gfxdata="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" strokecolor="#156082 [3204]" strokeweight=".25pt">
+              <v:line id="직선 연결선 1" style="position:absolute;z-index:251659264;visibility:visible;mso-wrap-style:square;mso-wrap-distance-left:9pt;mso-wrap-distance-top:0;mso-wrap-distance-right:9pt;mso-wrap-distance-bottom:0;mso-position-horizontal:absolute;mso-position-horizontal-relative:text;mso-position-vertical:absolute;mso-position-vertical-relative:text" o:spid="_x0000_s1026" strokecolor="#156082 [3204]" strokeweight=".25pt" from=".25pt,5.5pt" to="451.9pt,5.5pt" w14:anchorId="65EEBDBB" o:gfxdata="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">
                 <v:stroke joinstyle="miter"/>
               </v:line>
             </w:pict>
@@ -146,48 +144,60 @@
           <w:ilvl w:val="0"/>
           <w:numId w:val="1"/>
         </w:numPr>
+        <w:rPr/>
       </w:pPr>
       <w:proofErr w:type="spellStart"/>
       <w:r>
-        <w:rPr>
-          <w:rFonts w:hint="eastAsia"/>
-        </w:rPr>
+        <w:rPr/>
         <w:t>Image_Array</w:t>
       </w:r>
       <w:proofErr w:type="spellEnd"/>
     </w:p>
     <w:p>
-      <w:r>
-        <w:rPr>
-          <w:rFonts w:hint="eastAsia"/>
-        </w:rPr>
-        <w:t>(출력 결과 캡처)</w:t>
-      </w:r>
-    </w:p>
-    <w:p/>
-    <w:p/>
-    <w:p>
-      <w:pPr>
-        <w:rPr>
-          <w:rFonts w:hint="eastAsia"/>
-        </w:rPr>
-      </w:pPr>
-    </w:p>
-    <w:p>
-      <w:pPr>
-        <w:rPr>
-          <w:rFonts w:hint="eastAsia"/>
-        </w:rPr>
-      </w:pPr>
-    </w:p>
-    <w:p/>
-    <w:p/>
-    <w:p>
-      <w:pPr>
-        <w:rPr>
-          <w:rFonts w:hint="eastAsia"/>
-        </w:rPr>
-      </w:pPr>
+      <w:pPr/>
+      <w:r>
+        <w:drawing>
+          <wp:inline wp14:editId="4E2A1BE6" wp14:anchorId="085EDA46">
+            <wp:extent cx="4990370" cy="2814868"/>
+            <wp:effectExtent l="0" t="0" r="0" b="0"/>
+            <wp:docPr id="967746416" name="drawing"/>
+            <wp:cNvGraphicFramePr>
+              <a:graphicFrameLocks noChangeAspect="1"/>
+            </wp:cNvGraphicFramePr>
+            <a:graphic>
+              <a:graphicData xmlns:a="http://schemas.openxmlformats.org/drawingml/2006/main" uri="http://schemas.openxmlformats.org/drawingml/2006/picture">
+                <pic:pic xmlns:pic="http://schemas.openxmlformats.org/drawingml/2006/picture">
+                  <pic:nvPicPr>
+                    <pic:cNvPr id="967746416" name=""/>
+                    <pic:cNvPicPr/>
+                  </pic:nvPicPr>
+                  <pic:blipFill>
+                    <a:blip xmlns:r="http://schemas.openxmlformats.org/officeDocument/2006/relationships" r:embed="rId806043197">
+                      <a:extLst>
+                        <a:ext uri="{28A0092B-C50C-407E-A947-70E740481C1C}">
+                          <a14:useLocalDpi xmlns:a14="http://schemas.microsoft.com/office/drawing/2010/main"/>
+                        </a:ext>
+                      </a:extLst>
+                    </a:blip>
+                    <a:stretch>
+                      <a:fillRect/>
+                    </a:stretch>
+                  </pic:blipFill>
+                  <pic:spPr>
+                    <a:xfrm rot="0">
+                      <a:off x="0" y="0"/>
+                      <a:ext cx="4990370" cy="2814868"/>
+                    </a:xfrm>
+                    <a:prstGeom prst="rect">
+                      <a:avLst/>
+                    </a:prstGeom>
+                  </pic:spPr>
+                </pic:pic>
+              </a:graphicData>
+            </a:graphic>
+          </wp:inline>
+        </w:drawing>
+      </w:r>
     </w:p>
     <w:p>
       <w:pPr>
@@ -196,23 +206,58 @@
           <w:ilvl w:val="0"/>
           <w:numId w:val="1"/>
         </w:numPr>
-      </w:pPr>
-      <w:r>
-        <w:rPr>
-          <w:rFonts w:hint="eastAsia"/>
-        </w:rPr>
+        <w:rPr/>
+      </w:pPr>
+      <w:r>
+        <w:rPr/>
         <w:t>Complex</w:t>
       </w:r>
     </w:p>
     <w:p>
       <w:r>
-        <w:rPr>
-          <w:rFonts w:hint="eastAsia"/>
-        </w:rPr>
-        <w:t>(출력 결과 캡처)</w:t>
-      </w:r>
-    </w:p>
-    <w:p/>
+        <w:drawing>
+          <wp:inline wp14:editId="79C191D9" wp14:anchorId="5941DB15">
+            <wp:extent cx="5024938" cy="2834366"/>
+            <wp:effectExtent l="0" t="0" r="0" b="0"/>
+            <wp:docPr id="982916818" name="drawing"/>
+            <wp:cNvGraphicFramePr>
+              <a:graphicFrameLocks noChangeAspect="1"/>
+            </wp:cNvGraphicFramePr>
+            <a:graphic>
+              <a:graphicData xmlns:a="http://schemas.openxmlformats.org/drawingml/2006/main" uri="http://schemas.openxmlformats.org/drawingml/2006/picture">
+                <pic:pic xmlns:pic="http://schemas.openxmlformats.org/drawingml/2006/picture">
+                  <pic:nvPicPr>
+                    <pic:cNvPr id="982916818" name=""/>
+                    <pic:cNvPicPr/>
+                  </pic:nvPicPr>
+                  <pic:blipFill>
+                    <a:blip xmlns:r="http://schemas.openxmlformats.org/officeDocument/2006/relationships" r:embed="rId307539563">
+                      <a:extLst>
+                        <a:ext uri="{28A0092B-C50C-407E-A947-70E740481C1C}">
+                          <a14:useLocalDpi xmlns:a14="http://schemas.microsoft.com/office/drawing/2010/main"/>
+                        </a:ext>
+                      </a:extLst>
+                    </a:blip>
+                    <a:stretch>
+                      <a:fillRect/>
+                    </a:stretch>
+                  </pic:blipFill>
+                  <pic:spPr>
+                    <a:xfrm rot="0">
+                      <a:off x="0" y="0"/>
+                      <a:ext cx="5024938" cy="2834366"/>
+                    </a:xfrm>
+                    <a:prstGeom prst="rect">
+                      <a:avLst/>
+                    </a:prstGeom>
+                  </pic:spPr>
+                </pic:pic>
+              </a:graphicData>
+            </a:graphic>
+          </wp:inline>
+        </w:drawing>
+      </w:r>
+    </w:p>
     <w:p/>
     <w:p>
       <w:pPr>
@@ -239,51 +284,62 @@
           <w:ilvl w:val="0"/>
           <w:numId w:val="1"/>
         </w:numPr>
-      </w:pPr>
-      <w:r>
-        <w:rPr>
-          <w:rFonts w:hint="eastAsia"/>
-        </w:rPr>
-        <w:lastRenderedPageBreak/>
+        <w:rPr/>
+      </w:pPr>
+      <w:r>
+        <w:rPr/>
         <w:t xml:space="preserve">Car, </w:t>
       </w:r>
-      <w:proofErr w:type="spellStart"/>
-      <w:r>
-        <w:rPr>
-          <w:rFonts w:hint="eastAsia"/>
-        </w:rPr>
+      <w:r>
+        <w:rPr/>
         <w:t>SportsCar</w:t>
       </w:r>
-      <w:proofErr w:type="spellEnd"/>
-    </w:p>
-    <w:p>
-      <w:r>
-        <w:rPr>
-          <w:rFonts w:hint="eastAsia"/>
-        </w:rPr>
-        <w:t>(출력 결과 캡처)</w:t>
-      </w:r>
-    </w:p>
-    <w:p/>
-    <w:p/>
-    <w:p/>
-    <w:p/>
-    <w:p/>
-    <w:p/>
-    <w:p>
-      <w:pPr>
-        <w:rPr>
-          <w:rFonts w:hint="eastAsia"/>
-        </w:rPr>
-      </w:pPr>
-    </w:p>
-    <w:p/>
-    <w:p>
-      <w:pPr>
-        <w:rPr>
-          <w:rFonts w:hint="eastAsia"/>
-        </w:rPr>
-      </w:pPr>
+    </w:p>
+    <w:p>
+      <w:pPr/>
+      <w:r>
+        <w:drawing>
+          <wp:inline wp14:editId="626B942A" wp14:anchorId="73B65F4A">
+            <wp:extent cx="5724525" cy="3228975"/>
+            <wp:effectExtent l="0" t="0" r="0" b="0"/>
+            <wp:docPr id="127836961" name="drawing"/>
+            <wp:cNvGraphicFramePr>
+              <a:graphicFrameLocks noChangeAspect="1"/>
+            </wp:cNvGraphicFramePr>
+            <a:graphic>
+              <a:graphicData xmlns:a="http://schemas.openxmlformats.org/drawingml/2006/main" uri="http://schemas.openxmlformats.org/drawingml/2006/picture">
+                <pic:pic xmlns:pic="http://schemas.openxmlformats.org/drawingml/2006/picture">
+                  <pic:nvPicPr>
+                    <pic:cNvPr id="127836961" name=""/>
+                    <pic:cNvPicPr/>
+                  </pic:nvPicPr>
+                  <pic:blipFill>
+                    <a:blip xmlns:r="http://schemas.openxmlformats.org/officeDocument/2006/relationships" r:embed="rId171019020">
+                      <a:extLst>
+                        <a:ext xmlns:a="http://schemas.openxmlformats.org/drawingml/2006/main" uri="{28A0092B-C50C-407E-A947-70E740481C1C}">
+                          <a14:useLocalDpi xmlns:a14="http://schemas.microsoft.com/office/drawing/2010/main" val="0"/>
+                        </a:ext>
+                      </a:extLst>
+                    </a:blip>
+                    <a:stretch>
+                      <a:fillRect/>
+                    </a:stretch>
+                  </pic:blipFill>
+                  <pic:spPr>
+                    <a:xfrm>
+                      <a:off x="0" y="0"/>
+                      <a:ext cx="5724525" cy="3228975"/>
+                    </a:xfrm>
+                    <a:prstGeom prst="rect">
+                      <a:avLst/>
+                    </a:prstGeom>
+                  </pic:spPr>
+                </pic:pic>
+              </a:graphicData>
+            </a:graphic>
+          </wp:inline>
+        </w:drawing>
+      </w:r>
     </w:p>
     <w:p>
       <w:pPr>
@@ -292,26 +348,58 @@
           <w:ilvl w:val="0"/>
           <w:numId w:val="1"/>
         </w:numPr>
-        <w:rPr>
-          <w:rFonts w:hint="eastAsia"/>
-        </w:rPr>
-      </w:pPr>
-      <w:r>
-        <w:rPr>
-          <w:rFonts w:hint="eastAsia"/>
-        </w:rPr>
+        <w:rPr/>
+      </w:pPr>
+      <w:r>
+        <w:rPr/>
         <w:t>Polynomial</w:t>
       </w:r>
     </w:p>
     <w:p>
       <w:r>
-        <w:rPr>
-          <w:rFonts w:hint="eastAsia"/>
-        </w:rPr>
-        <w:t>(출력 결과 캡처)</w:t>
-      </w:r>
-    </w:p>
-    <w:p/>
+        <w:drawing>
+          <wp:inline wp14:editId="766217A8" wp14:anchorId="46A3A41C">
+            <wp:extent cx="5724525" cy="3228975"/>
+            <wp:effectExtent l="0" t="0" r="0" b="0"/>
+            <wp:docPr id="1224604099" name="drawing"/>
+            <wp:cNvGraphicFramePr>
+              <a:graphicFrameLocks noChangeAspect="1"/>
+            </wp:cNvGraphicFramePr>
+            <a:graphic>
+              <a:graphicData xmlns:a="http://schemas.openxmlformats.org/drawingml/2006/main" uri="http://schemas.openxmlformats.org/drawingml/2006/picture">
+                <pic:pic xmlns:pic="http://schemas.openxmlformats.org/drawingml/2006/picture">
+                  <pic:nvPicPr>
+                    <pic:cNvPr id="1224604099" name=""/>
+                    <pic:cNvPicPr/>
+                  </pic:nvPicPr>
+                  <pic:blipFill>
+                    <a:blip xmlns:r="http://schemas.openxmlformats.org/officeDocument/2006/relationships" r:embed="rId564102050">
+                      <a:extLst>
+                        <a:ext xmlns:a="http://schemas.openxmlformats.org/drawingml/2006/main" uri="{28A0092B-C50C-407E-A947-70E740481C1C}">
+                          <a14:useLocalDpi xmlns:a14="http://schemas.microsoft.com/office/drawing/2010/main" val="0"/>
+                        </a:ext>
+                      </a:extLst>
+                    </a:blip>
+                    <a:stretch>
+                      <a:fillRect/>
+                    </a:stretch>
+                  </pic:blipFill>
+                  <pic:spPr>
+                    <a:xfrm>
+                      <a:off x="0" y="0"/>
+                      <a:ext cx="5724525" cy="3228975"/>
+                    </a:xfrm>
+                    <a:prstGeom prst="rect">
+                      <a:avLst/>
+                    </a:prstGeom>
+                  </pic:spPr>
+                </pic:pic>
+              </a:graphicData>
+            </a:graphic>
+          </wp:inline>
+        </w:drawing>
+      </w:r>
+    </w:p>
     <w:p/>
     <w:p/>
     <w:p/>
@@ -352,14 +440,53 @@
       </w:r>
     </w:p>
     <w:p>
-      <w:pPr>
-        <w:rPr>
-          <w:rFonts w:hint="eastAsia"/>
-        </w:rPr>
-      </w:pPr>
+      <w:pPr/>
+      <w:r>
+        <w:drawing>
+          <wp:inline wp14:editId="4866CA7F" wp14:anchorId="34A6DE32">
+            <wp:extent cx="5724525" cy="2143125"/>
+            <wp:effectExtent l="0" t="0" r="0" b="0"/>
+            <wp:docPr id="1793669738" name="drawing"/>
+            <wp:cNvGraphicFramePr>
+              <a:graphicFrameLocks noChangeAspect="1"/>
+            </wp:cNvGraphicFramePr>
+            <a:graphic>
+              <a:graphicData xmlns:a="http://schemas.openxmlformats.org/drawingml/2006/main" uri="http://schemas.openxmlformats.org/drawingml/2006/picture">
+                <pic:pic xmlns:pic="http://schemas.openxmlformats.org/drawingml/2006/picture">
+                  <pic:nvPicPr>
+                    <pic:cNvPr id="1793669738" name=""/>
+                    <pic:cNvPicPr/>
+                  </pic:nvPicPr>
+                  <pic:blipFill>
+                    <a:blip xmlns:r="http://schemas.openxmlformats.org/officeDocument/2006/relationships" r:embed="rId1548885582">
+                      <a:extLst>
+                        <a:ext xmlns:a="http://schemas.openxmlformats.org/drawingml/2006/main" uri="{28A0092B-C50C-407E-A947-70E740481C1C}">
+                          <a14:useLocalDpi xmlns:a14="http://schemas.microsoft.com/office/drawing/2010/main" val="0"/>
+                        </a:ext>
+                      </a:extLst>
+                    </a:blip>
+                    <a:stretch>
+                      <a:fillRect/>
+                    </a:stretch>
+                  </pic:blipFill>
+                  <pic:spPr>
+                    <a:xfrm>
+                      <a:off x="0" y="0"/>
+                      <a:ext cx="5724525" cy="2143125"/>
+                    </a:xfrm>
+                    <a:prstGeom prst="rect">
+                      <a:avLst/>
+                    </a:prstGeom>
+                  </pic:spPr>
+                </pic:pic>
+              </a:graphicData>
+            </a:graphic>
+          </wp:inline>
+        </w:drawing>
+      </w:r>
     </w:p>
     <w:sectPr>
-      <w:pgSz w:w="11906" w:h="16838"/>
+      <w:pgSz w:w="11906" w:h="16838" w:orient="portrait"/>
       <w:pgMar w:top="1701" w:right="1440" w:bottom="1440" w:left="1440" w:header="851" w:footer="992" w:gutter="0"/>
       <w:cols w:space="425"/>
       <w:docGrid w:linePitch="360"/>
@@ -470,7 +597,7 @@
   <w:docDefaults>
     <w:rPrDefault>
       <w:rPr>
-        <w:rFonts w:asciiTheme="minorEastAsia" w:eastAsiaTheme="minorEastAsia" w:hAnsiTheme="minorHAnsi" w:cstheme="minorBidi"/>
+        <w:rFonts w:asciiTheme="minorEastAsia" w:hAnsiTheme="minorHAnsi" w:eastAsiaTheme="minorEastAsia" w:cstheme="minorBidi"/>
         <w:kern w:val="2"/>
         <w:sz w:val="22"/>
         <w:szCs w:val="24"/>
@@ -487,14 +614,14 @@
   <w:latentStyles w:defLockedState="0" w:defUIPriority="99" w:defSemiHidden="0" w:defUnhideWhenUsed="0" w:defQFormat="0" w:count="376">
     <w:lsdException w:name="Normal" w:uiPriority="0" w:qFormat="1"/>
     <w:lsdException w:name="heading 1" w:uiPriority="9" w:qFormat="1"/>
-    <w:lsdException w:name="heading 2" w:semiHidden="1" w:uiPriority="9" w:unhideWhenUsed="1" w:qFormat="1"/>
-    <w:lsdException w:name="heading 3" w:semiHidden="1" w:uiPriority="9" w:unhideWhenUsed="1" w:qFormat="1"/>
-    <w:lsdException w:name="heading 4" w:semiHidden="1" w:uiPriority="9" w:unhideWhenUsed="1" w:qFormat="1"/>
-    <w:lsdException w:name="heading 5" w:semiHidden="1" w:uiPriority="9" w:unhideWhenUsed="1" w:qFormat="1"/>
-    <w:lsdException w:name="heading 6" w:semiHidden="1" w:uiPriority="9" w:unhideWhenUsed="1" w:qFormat="1"/>
-    <w:lsdException w:name="heading 7" w:semiHidden="1" w:uiPriority="9" w:unhideWhenUsed="1" w:qFormat="1"/>
-    <w:lsdException w:name="heading 8" w:semiHidden="1" w:uiPriority="9" w:unhideWhenUsed="1" w:qFormat="1"/>
-    <w:lsdException w:name="heading 9" w:semiHidden="1" w:uiPriority="9" w:unhideWhenUsed="1" w:qFormat="1"/>
+    <w:lsdException w:name="heading 2" w:uiPriority="9" w:semiHidden="1" w:unhideWhenUsed="1" w:qFormat="1"/>
+    <w:lsdException w:name="heading 3" w:uiPriority="9" w:semiHidden="1" w:unhideWhenUsed="1" w:qFormat="1"/>
+    <w:lsdException w:name="heading 4" w:uiPriority="9" w:semiHidden="1" w:unhideWhenUsed="1" w:qFormat="1"/>
+    <w:lsdException w:name="heading 5" w:uiPriority="9" w:semiHidden="1" w:unhideWhenUsed="1" w:qFormat="1"/>
+    <w:lsdException w:name="heading 6" w:uiPriority="9" w:semiHidden="1" w:unhideWhenUsed="1" w:qFormat="1"/>
+    <w:lsdException w:name="heading 7" w:uiPriority="9" w:semiHidden="1" w:unhideWhenUsed="1" w:qFormat="1"/>
+    <w:lsdException w:name="heading 8" w:uiPriority="9" w:semiHidden="1" w:unhideWhenUsed="1" w:qFormat="1"/>
+    <w:lsdException w:name="heading 9" w:uiPriority="9" w:semiHidden="1" w:unhideWhenUsed="1" w:qFormat="1"/>
     <w:lsdException w:name="index 1" w:semiHidden="1" w:unhideWhenUsed="1"/>
     <w:lsdException w:name="index 2" w:semiHidden="1" w:unhideWhenUsed="1"/>
     <w:lsdException w:name="index 3" w:semiHidden="1" w:unhideWhenUsed="1"/>
@@ -504,22 +631,22 @@
     <w:lsdException w:name="index 7" w:semiHidden="1" w:unhideWhenUsed="1"/>
     <w:lsdException w:name="index 8" w:semiHidden="1" w:unhideWhenUsed="1"/>
     <w:lsdException w:name="index 9" w:semiHidden="1" w:unhideWhenUsed="1"/>
-    <w:lsdException w:name="toc 1" w:semiHidden="1" w:uiPriority="39" w:unhideWhenUsed="1"/>
-    <w:lsdException w:name="toc 2" w:semiHidden="1" w:uiPriority="39" w:unhideWhenUsed="1"/>
-    <w:lsdException w:name="toc 3" w:semiHidden="1" w:uiPriority="39" w:unhideWhenUsed="1"/>
-    <w:lsdException w:name="toc 4" w:semiHidden="1" w:uiPriority="39" w:unhideWhenUsed="1"/>
-    <w:lsdException w:name="toc 5" w:semiHidden="1" w:uiPriority="39" w:unhideWhenUsed="1"/>
-    <w:lsdException w:name="toc 6" w:semiHidden="1" w:uiPriority="39" w:unhideWhenUsed="1"/>
-    <w:lsdException w:name="toc 7" w:semiHidden="1" w:uiPriority="39" w:unhideWhenUsed="1"/>
-    <w:lsdException w:name="toc 8" w:semiHidden="1" w:uiPriority="39" w:unhideWhenUsed="1"/>
-    <w:lsdException w:name="toc 9" w:semiHidden="1" w:uiPriority="39" w:unhideWhenUsed="1"/>
+    <w:lsdException w:name="toc 1" w:uiPriority="39" w:semiHidden="1" w:unhideWhenUsed="1"/>
+    <w:lsdException w:name="toc 2" w:uiPriority="39" w:semiHidden="1" w:unhideWhenUsed="1"/>
+    <w:lsdException w:name="toc 3" w:uiPriority="39" w:semiHidden="1" w:unhideWhenUsed="1"/>
+    <w:lsdException w:name="toc 4" w:uiPriority="39" w:semiHidden="1" w:unhideWhenUsed="1"/>
+    <w:lsdException w:name="toc 5" w:uiPriority="39" w:semiHidden="1" w:unhideWhenUsed="1"/>
+    <w:lsdException w:name="toc 6" w:uiPriority="39" w:semiHidden="1" w:unhideWhenUsed="1"/>
+    <w:lsdException w:name="toc 7" w:uiPriority="39" w:semiHidden="1" w:unhideWhenUsed="1"/>
+    <w:lsdException w:name="toc 8" w:uiPriority="39" w:semiHidden="1" w:unhideWhenUsed="1"/>
+    <w:lsdException w:name="toc 9" w:uiPriority="39" w:semiHidden="1" w:unhideWhenUsed="1"/>
     <w:lsdException w:name="Normal Indent" w:semiHidden="1" w:unhideWhenUsed="1"/>
     <w:lsdException w:name="footnote text" w:semiHidden="1" w:unhideWhenUsed="1"/>
     <w:lsdException w:name="annotation text" w:semiHidden="1" w:unhideWhenUsed="1"/>
     <w:lsdException w:name="header" w:semiHidden="1" w:unhideWhenUsed="1"/>
     <w:lsdException w:name="footer" w:semiHidden="1" w:unhideWhenUsed="1"/>
     <w:lsdException w:name="index heading" w:semiHidden="1" w:unhideWhenUsed="1"/>
-    <w:lsdException w:name="caption" w:semiHidden="1" w:uiPriority="35" w:unhideWhenUsed="1" w:qFormat="1"/>
+    <w:lsdException w:name="caption" w:uiPriority="35" w:semiHidden="1" w:unhideWhenUsed="1" w:qFormat="1"/>
     <w:lsdException w:name="table of figures" w:semiHidden="1" w:unhideWhenUsed="1"/>
     <w:lsdException w:name="envelope address" w:semiHidden="1" w:unhideWhenUsed="1"/>
     <w:lsdException w:name="envelope return" w:semiHidden="1" w:unhideWhenUsed="1"/>
@@ -550,7 +677,7 @@
     <w:lsdException w:name="Title" w:uiPriority="10" w:qFormat="1"/>
     <w:lsdException w:name="Closing" w:semiHidden="1" w:unhideWhenUsed="1"/>
     <w:lsdException w:name="Signature" w:semiHidden="1" w:unhideWhenUsed="1"/>
-    <w:lsdException w:name="Default Paragraph Font" w:semiHidden="1" w:uiPriority="1" w:unhideWhenUsed="1"/>
+    <w:lsdException w:name="Default Paragraph Font" w:uiPriority="1" w:semiHidden="1" w:unhideWhenUsed="1"/>
     <w:lsdException w:name="Body Text" w:semiHidden="1" w:unhideWhenUsed="1"/>
     <w:lsdException w:name="Body Text Indent" w:semiHidden="1" w:unhideWhenUsed="1"/>
     <w:lsdException w:name="List Continue" w:semiHidden="1" w:unhideWhenUsed="1"/>
@@ -750,8 +877,8 @@
     <w:lsdException w:name="Subtle Reference" w:uiPriority="31" w:qFormat="1"/>
     <w:lsdException w:name="Intense Reference" w:uiPriority="32" w:qFormat="1"/>
     <w:lsdException w:name="Book Title" w:uiPriority="33" w:qFormat="1"/>
-    <w:lsdException w:name="Bibliography" w:semiHidden="1" w:uiPriority="37" w:unhideWhenUsed="1"/>
-    <w:lsdException w:name="TOC Heading" w:semiHidden="1" w:uiPriority="39" w:unhideWhenUsed="1" w:qFormat="1"/>
+    <w:lsdException w:name="Bibliography" w:uiPriority="37" w:semiHidden="1" w:unhideWhenUsed="1"/>
+    <w:lsdException w:name="TOC Heading" w:uiPriority="39" w:semiHidden="1" w:unhideWhenUsed="1" w:qFormat="1"/>
     <w:lsdException w:name="Plain Table 1" w:uiPriority="41"/>
     <w:lsdException w:name="Plain Table 2" w:uiPriority="42"/>
     <w:lsdException w:name="Plain Table 3" w:uiPriority="43"/>
@@ -862,7 +989,7 @@
     <w:lsdException w:name="Unresolved Mention" w:semiHidden="1" w:unhideWhenUsed="1"/>
     <w:lsdException w:name="Smart Link" w:semiHidden="1" w:unhideWhenUsed="1"/>
   </w:latentStyles>
-  <w:style w:type="paragraph" w:default="1" w:styleId="a">
+  <w:style w:type="paragraph" w:styleId="a" w:default="1">
     <w:name w:val="Normal"/>
     <w:qFormat/>
     <w:pPr>
@@ -887,7 +1014,7 @@
       <w:outlineLvl w:val="0"/>
     </w:pPr>
     <w:rPr>
-      <w:rFonts w:asciiTheme="majorHAnsi" w:eastAsiaTheme="majorEastAsia" w:hAnsiTheme="majorHAnsi" w:cstheme="majorBidi"/>
+      <w:rFonts w:asciiTheme="majorHAnsi" w:hAnsiTheme="majorHAnsi" w:eastAsiaTheme="majorEastAsia" w:cstheme="majorBidi"/>
       <w:color w:val="000000" w:themeColor="text1"/>
       <w:sz w:val="32"/>
       <w:szCs w:val="32"/>
@@ -910,7 +1037,7 @@
       <w:outlineLvl w:val="1"/>
     </w:pPr>
     <w:rPr>
-      <w:rFonts w:asciiTheme="majorHAnsi" w:eastAsiaTheme="majorEastAsia" w:hAnsiTheme="majorHAnsi" w:cstheme="majorBidi"/>
+      <w:rFonts w:asciiTheme="majorHAnsi" w:hAnsiTheme="majorHAnsi" w:eastAsiaTheme="majorEastAsia" w:cstheme="majorBidi"/>
       <w:color w:val="000000" w:themeColor="text1"/>
       <w:sz w:val="28"/>
       <w:szCs w:val="28"/>
@@ -933,7 +1060,7 @@
       <w:outlineLvl w:val="2"/>
     </w:pPr>
     <w:rPr>
-      <w:rFonts w:asciiTheme="majorHAnsi" w:eastAsiaTheme="majorEastAsia" w:hAnsiTheme="majorHAnsi" w:cstheme="majorBidi"/>
+      <w:rFonts w:asciiTheme="majorHAnsi" w:hAnsiTheme="majorHAnsi" w:eastAsiaTheme="majorEastAsia" w:cstheme="majorBidi"/>
       <w:color w:val="000000" w:themeColor="text1"/>
       <w:sz w:val="24"/>
     </w:rPr>
@@ -955,7 +1082,7 @@
       <w:outlineLvl w:val="3"/>
     </w:pPr>
     <w:rPr>
-      <w:rFonts w:asciiTheme="majorHAnsi" w:eastAsiaTheme="majorEastAsia" w:hAnsiTheme="majorHAnsi" w:cstheme="majorBidi"/>
+      <w:rFonts w:asciiTheme="majorHAnsi" w:hAnsiTheme="majorHAnsi" w:eastAsiaTheme="majorEastAsia" w:cstheme="majorBidi"/>
       <w:color w:val="000000" w:themeColor="text1"/>
     </w:rPr>
   </w:style>
@@ -973,11 +1100,11 @@
       <w:keepNext/>
       <w:keepLines/>
       <w:spacing w:before="80" w:after="40"/>
-      <w:ind w:leftChars="100" w:left="100"/>
+      <w:ind w:left="100" w:leftChars="100"/>
       <w:outlineLvl w:val="4"/>
     </w:pPr>
     <w:rPr>
-      <w:rFonts w:asciiTheme="majorHAnsi" w:eastAsiaTheme="majorEastAsia" w:hAnsiTheme="majorHAnsi" w:cstheme="majorBidi"/>
+      <w:rFonts w:asciiTheme="majorHAnsi" w:hAnsiTheme="majorHAnsi" w:eastAsiaTheme="majorEastAsia" w:cstheme="majorBidi"/>
       <w:color w:val="000000" w:themeColor="text1"/>
     </w:rPr>
   </w:style>
@@ -995,11 +1122,11 @@
       <w:keepNext/>
       <w:keepLines/>
       <w:spacing w:before="80" w:after="40"/>
-      <w:ind w:leftChars="200" w:left="200"/>
+      <w:ind w:left="200" w:leftChars="200"/>
       <w:outlineLvl w:val="5"/>
     </w:pPr>
     <w:rPr>
-      <w:rFonts w:asciiTheme="majorHAnsi" w:eastAsiaTheme="majorEastAsia" w:hAnsiTheme="majorHAnsi" w:cstheme="majorBidi"/>
+      <w:rFonts w:asciiTheme="majorHAnsi" w:hAnsiTheme="majorHAnsi" w:eastAsiaTheme="majorEastAsia" w:cstheme="majorBidi"/>
       <w:color w:val="000000" w:themeColor="text1"/>
     </w:rPr>
   </w:style>
@@ -1017,11 +1144,11 @@
       <w:keepNext/>
       <w:keepLines/>
       <w:spacing w:before="80" w:after="40"/>
-      <w:ind w:leftChars="300" w:left="300"/>
+      <w:ind w:left="300" w:leftChars="300"/>
       <w:outlineLvl w:val="6"/>
     </w:pPr>
     <w:rPr>
-      <w:rFonts w:asciiTheme="majorHAnsi" w:eastAsiaTheme="majorEastAsia" w:hAnsiTheme="majorHAnsi" w:cstheme="majorBidi"/>
+      <w:rFonts w:asciiTheme="majorHAnsi" w:hAnsiTheme="majorHAnsi" w:eastAsiaTheme="majorEastAsia" w:cstheme="majorBidi"/>
       <w:color w:val="000000" w:themeColor="text1"/>
     </w:rPr>
   </w:style>
@@ -1039,11 +1166,11 @@
       <w:keepNext/>
       <w:keepLines/>
       <w:spacing w:before="80" w:after="40"/>
-      <w:ind w:leftChars="400" w:left="400"/>
+      <w:ind w:left="400" w:leftChars="400"/>
       <w:outlineLvl w:val="7"/>
     </w:pPr>
     <w:rPr>
-      <w:rFonts w:asciiTheme="majorHAnsi" w:eastAsiaTheme="majorEastAsia" w:hAnsiTheme="majorHAnsi" w:cstheme="majorBidi"/>
+      <w:rFonts w:asciiTheme="majorHAnsi" w:hAnsiTheme="majorHAnsi" w:eastAsiaTheme="majorEastAsia" w:cstheme="majorBidi"/>
       <w:color w:val="000000" w:themeColor="text1"/>
     </w:rPr>
   </w:style>
@@ -1061,21 +1188,21 @@
       <w:keepNext/>
       <w:keepLines/>
       <w:spacing w:before="80" w:after="40"/>
-      <w:ind w:leftChars="500" w:left="500"/>
+      <w:ind w:left="500" w:leftChars="500"/>
       <w:outlineLvl w:val="8"/>
     </w:pPr>
     <w:rPr>
-      <w:rFonts w:asciiTheme="majorHAnsi" w:eastAsiaTheme="majorEastAsia" w:hAnsiTheme="majorHAnsi" w:cstheme="majorBidi"/>
+      <w:rFonts w:asciiTheme="majorHAnsi" w:hAnsiTheme="majorHAnsi" w:eastAsiaTheme="majorEastAsia" w:cstheme="majorBidi"/>
       <w:color w:val="000000" w:themeColor="text1"/>
     </w:rPr>
   </w:style>
-  <w:style w:type="character" w:default="1" w:styleId="a0">
+  <w:style w:type="character" w:styleId="a0" w:default="1">
     <w:name w:val="Default Paragraph Font"/>
     <w:uiPriority w:val="1"/>
     <w:semiHidden/>
     <w:unhideWhenUsed/>
   </w:style>
-  <w:style w:type="table" w:default="1" w:styleId="a1">
+  <w:style w:type="table" w:styleId="a1" w:default="1">
     <w:name w:val="Normal Table"/>
     <w:uiPriority w:val="99"/>
     <w:semiHidden/>
@@ -1090,26 +1217,26 @@
       </w:tblCellMar>
     </w:tblPr>
   </w:style>
-  <w:style w:type="numbering" w:default="1" w:styleId="a2">
+  <w:style w:type="numbering" w:styleId="a2" w:default="1">
     <w:name w:val="No List"/>
     <w:uiPriority w:val="99"/>
     <w:semiHidden/>
     <w:unhideWhenUsed/>
   </w:style>
-  <w:style w:type="character" w:customStyle="1" w:styleId="1Char">
+  <w:style w:type="character" w:styleId="1Char" w:customStyle="1">
     <w:name w:val="제목 1 Char"/>
     <w:basedOn w:val="a0"/>
     <w:link w:val="1"/>
     <w:uiPriority w:val="9"/>
     <w:rsid w:val="002D531E"/>
     <w:rPr>
-      <w:rFonts w:asciiTheme="majorHAnsi" w:eastAsiaTheme="majorEastAsia" w:hAnsiTheme="majorHAnsi" w:cstheme="majorBidi"/>
+      <w:rFonts w:asciiTheme="majorHAnsi" w:hAnsiTheme="majorHAnsi" w:eastAsiaTheme="majorEastAsia" w:cstheme="majorBidi"/>
       <w:color w:val="000000" w:themeColor="text1"/>
       <w:sz w:val="32"/>
       <w:szCs w:val="32"/>
     </w:rPr>
   </w:style>
-  <w:style w:type="character" w:customStyle="1" w:styleId="2Char">
+  <w:style w:type="character" w:styleId="2Char" w:customStyle="1">
     <w:name w:val="제목 2 Char"/>
     <w:basedOn w:val="a0"/>
     <w:link w:val="2"/>
@@ -1117,13 +1244,13 @@
     <w:semiHidden/>
     <w:rsid w:val="002D531E"/>
     <w:rPr>
-      <w:rFonts w:asciiTheme="majorHAnsi" w:eastAsiaTheme="majorEastAsia" w:hAnsiTheme="majorHAnsi" w:cstheme="majorBidi"/>
+      <w:rFonts w:asciiTheme="majorHAnsi" w:hAnsiTheme="majorHAnsi" w:eastAsiaTheme="majorEastAsia" w:cstheme="majorBidi"/>
       <w:color w:val="000000" w:themeColor="text1"/>
       <w:sz w:val="28"/>
       <w:szCs w:val="28"/>
     </w:rPr>
   </w:style>
-  <w:style w:type="character" w:customStyle="1" w:styleId="3Char">
+  <w:style w:type="character" w:styleId="3Char" w:customStyle="1">
     <w:name w:val="제목 3 Char"/>
     <w:basedOn w:val="a0"/>
     <w:link w:val="3"/>
@@ -1131,12 +1258,12 @@
     <w:semiHidden/>
     <w:rsid w:val="002D531E"/>
     <w:rPr>
-      <w:rFonts w:asciiTheme="majorHAnsi" w:eastAsiaTheme="majorEastAsia" w:hAnsiTheme="majorHAnsi" w:cstheme="majorBidi"/>
+      <w:rFonts w:asciiTheme="majorHAnsi" w:hAnsiTheme="majorHAnsi" w:eastAsiaTheme="majorEastAsia" w:cstheme="majorBidi"/>
       <w:color w:val="000000" w:themeColor="text1"/>
       <w:sz w:val="24"/>
     </w:rPr>
   </w:style>
-  <w:style w:type="character" w:customStyle="1" w:styleId="4Char">
+  <w:style w:type="character" w:styleId="4Char" w:customStyle="1">
     <w:name w:val="제목 4 Char"/>
     <w:basedOn w:val="a0"/>
     <w:link w:val="4"/>
@@ -1144,11 +1271,11 @@
     <w:semiHidden/>
     <w:rsid w:val="002D531E"/>
     <w:rPr>
-      <w:rFonts w:asciiTheme="majorHAnsi" w:eastAsiaTheme="majorEastAsia" w:hAnsiTheme="majorHAnsi" w:cstheme="majorBidi"/>
+      <w:rFonts w:asciiTheme="majorHAnsi" w:hAnsiTheme="majorHAnsi" w:eastAsiaTheme="majorEastAsia" w:cstheme="majorBidi"/>
       <w:color w:val="000000" w:themeColor="text1"/>
     </w:rPr>
   </w:style>
-  <w:style w:type="character" w:customStyle="1" w:styleId="5Char">
+  <w:style w:type="character" w:styleId="5Char" w:customStyle="1">
     <w:name w:val="제목 5 Char"/>
     <w:basedOn w:val="a0"/>
     <w:link w:val="5"/>
@@ -1156,11 +1283,11 @@
     <w:semiHidden/>
     <w:rsid w:val="002D531E"/>
     <w:rPr>
-      <w:rFonts w:asciiTheme="majorHAnsi" w:eastAsiaTheme="majorEastAsia" w:hAnsiTheme="majorHAnsi" w:cstheme="majorBidi"/>
+      <w:rFonts w:asciiTheme="majorHAnsi" w:hAnsiTheme="majorHAnsi" w:eastAsiaTheme="majorEastAsia" w:cstheme="majorBidi"/>
       <w:color w:val="000000" w:themeColor="text1"/>
     </w:rPr>
   </w:style>
-  <w:style w:type="character" w:customStyle="1" w:styleId="6Char">
+  <w:style w:type="character" w:styleId="6Char" w:customStyle="1">
     <w:name w:val="제목 6 Char"/>
     <w:basedOn w:val="a0"/>
     <w:link w:val="6"/>
@@ -1168,11 +1295,11 @@
     <w:semiHidden/>
     <w:rsid w:val="002D531E"/>
     <w:rPr>
-      <w:rFonts w:asciiTheme="majorHAnsi" w:eastAsiaTheme="majorEastAsia" w:hAnsiTheme="majorHAnsi" w:cstheme="majorBidi"/>
+      <w:rFonts w:asciiTheme="majorHAnsi" w:hAnsiTheme="majorHAnsi" w:eastAsiaTheme="majorEastAsia" w:cstheme="majorBidi"/>
       <w:color w:val="000000" w:themeColor="text1"/>
     </w:rPr>
   </w:style>
-  <w:style w:type="character" w:customStyle="1" w:styleId="7Char">
+  <w:style w:type="character" w:styleId="7Char" w:customStyle="1">
     <w:name w:val="제목 7 Char"/>
     <w:basedOn w:val="a0"/>
     <w:link w:val="7"/>
@@ -1180,11 +1307,11 @@
     <w:semiHidden/>
     <w:rsid w:val="002D531E"/>
     <w:rPr>
-      <w:rFonts w:asciiTheme="majorHAnsi" w:eastAsiaTheme="majorEastAsia" w:hAnsiTheme="majorHAnsi" w:cstheme="majorBidi"/>
+      <w:rFonts w:asciiTheme="majorHAnsi" w:hAnsiTheme="majorHAnsi" w:eastAsiaTheme="majorEastAsia" w:cstheme="majorBidi"/>
       <w:color w:val="000000" w:themeColor="text1"/>
     </w:rPr>
   </w:style>
-  <w:style w:type="character" w:customStyle="1" w:styleId="8Char">
+  <w:style w:type="character" w:styleId="8Char" w:customStyle="1">
     <w:name w:val="제목 8 Char"/>
     <w:basedOn w:val="a0"/>
     <w:link w:val="8"/>
@@ -1192,11 +1319,11 @@
     <w:semiHidden/>
     <w:rsid w:val="002D531E"/>
     <w:rPr>
-      <w:rFonts w:asciiTheme="majorHAnsi" w:eastAsiaTheme="majorEastAsia" w:hAnsiTheme="majorHAnsi" w:cstheme="majorBidi"/>
+      <w:rFonts w:asciiTheme="majorHAnsi" w:hAnsiTheme="majorHAnsi" w:eastAsiaTheme="majorEastAsia" w:cstheme="majorBidi"/>
       <w:color w:val="000000" w:themeColor="text1"/>
     </w:rPr>
   </w:style>
-  <w:style w:type="character" w:customStyle="1" w:styleId="9Char">
+  <w:style w:type="character" w:styleId="9Char" w:customStyle="1">
     <w:name w:val="제목 9 Char"/>
     <w:basedOn w:val="a0"/>
     <w:link w:val="9"/>
@@ -1204,7 +1331,7 @@
     <w:semiHidden/>
     <w:rsid w:val="002D531E"/>
     <w:rPr>
-      <w:rFonts w:asciiTheme="majorHAnsi" w:eastAsiaTheme="majorEastAsia" w:hAnsiTheme="majorHAnsi" w:cstheme="majorBidi"/>
+      <w:rFonts w:asciiTheme="majorHAnsi" w:hAnsiTheme="majorHAnsi" w:eastAsiaTheme="majorEastAsia" w:cstheme="majorBidi"/>
       <w:color w:val="000000" w:themeColor="text1"/>
     </w:rPr>
   </w:style>
@@ -1222,21 +1349,21 @@
       <w:jc w:val="center"/>
     </w:pPr>
     <w:rPr>
-      <w:rFonts w:asciiTheme="majorHAnsi" w:eastAsiaTheme="majorEastAsia" w:hAnsiTheme="majorHAnsi" w:cstheme="majorBidi"/>
+      <w:rFonts w:asciiTheme="majorHAnsi" w:hAnsiTheme="majorHAnsi" w:eastAsiaTheme="majorEastAsia" w:cstheme="majorBidi"/>
       <w:spacing w:val="-10"/>
       <w:kern w:val="28"/>
       <w:sz w:val="56"/>
       <w:szCs w:val="56"/>
     </w:rPr>
   </w:style>
-  <w:style w:type="character" w:customStyle="1" w:styleId="Char">
+  <w:style w:type="character" w:styleId="Char" w:customStyle="1">
     <w:name w:val="제목 Char"/>
     <w:basedOn w:val="a0"/>
     <w:link w:val="a3"/>
     <w:uiPriority w:val="10"/>
     <w:rsid w:val="002D531E"/>
     <w:rPr>
-      <w:rFonts w:asciiTheme="majorHAnsi" w:eastAsiaTheme="majorEastAsia" w:hAnsiTheme="majorHAnsi" w:cstheme="majorBidi"/>
+      <w:rFonts w:asciiTheme="majorHAnsi" w:hAnsiTheme="majorHAnsi" w:eastAsiaTheme="majorEastAsia" w:cstheme="majorBidi"/>
       <w:spacing w:val="-10"/>
       <w:kern w:val="28"/>
       <w:sz w:val="56"/>
@@ -1258,21 +1385,21 @@
       <w:jc w:val="center"/>
     </w:pPr>
     <w:rPr>
-      <w:rFonts w:asciiTheme="majorHAnsi" w:eastAsiaTheme="majorEastAsia" w:hAnsiTheme="majorHAnsi" w:cstheme="majorBidi"/>
+      <w:rFonts w:asciiTheme="majorHAnsi" w:hAnsiTheme="majorHAnsi" w:eastAsiaTheme="majorEastAsia" w:cstheme="majorBidi"/>
       <w:color w:val="595959" w:themeColor="text1" w:themeTint="A6"/>
       <w:spacing w:val="15"/>
       <w:sz w:val="28"/>
       <w:szCs w:val="28"/>
     </w:rPr>
   </w:style>
-  <w:style w:type="character" w:customStyle="1" w:styleId="Char0">
+  <w:style w:type="character" w:styleId="Char0" w:customStyle="1">
     <w:name w:val="부제 Char"/>
     <w:basedOn w:val="a0"/>
     <w:link w:val="a4"/>
     <w:uiPriority w:val="11"/>
     <w:rsid w:val="002D531E"/>
     <w:rPr>
-      <w:rFonts w:asciiTheme="majorHAnsi" w:eastAsiaTheme="majorEastAsia" w:hAnsiTheme="majorHAnsi" w:cstheme="majorBidi"/>
+      <w:rFonts w:asciiTheme="majorHAnsi" w:hAnsiTheme="majorHAnsi" w:eastAsiaTheme="majorEastAsia" w:cstheme="majorBidi"/>
       <w:color w:val="595959" w:themeColor="text1" w:themeTint="A6"/>
       <w:spacing w:val="15"/>
       <w:sz w:val="28"/>
@@ -1297,7 +1424,7 @@
       <w:color w:val="404040" w:themeColor="text1" w:themeTint="BF"/>
     </w:rPr>
   </w:style>
-  <w:style w:type="character" w:customStyle="1" w:styleId="Char1">
+  <w:style w:type="character" w:styleId="Char1" w:customStyle="1">
     <w:name w:val="인용 Char"/>
     <w:basedOn w:val="a0"/>
     <w:link w:val="a5"/>
@@ -1342,8 +1469,8 @@
     <w:rsid w:val="002D531E"/>
     <w:pPr>
       <w:pBdr>
-        <w:top w:val="single" w:sz="4" w:space="10" w:color="0F4761" w:themeColor="accent1" w:themeShade="BF"/>
-        <w:bottom w:val="single" w:sz="4" w:space="10" w:color="0F4761" w:themeColor="accent1" w:themeShade="BF"/>
+        <w:top w:val="single" w:color="0F4761" w:themeColor="accent1" w:themeShade="BF" w:sz="4" w:space="10"/>
+        <w:bottom w:val="single" w:color="0F4761" w:themeColor="accent1" w:themeShade="BF" w:sz="4" w:space="10"/>
       </w:pBdr>
       <w:spacing w:before="360" w:after="360"/>
       <w:ind w:left="864" w:right="864"/>
@@ -1355,7 +1482,7 @@
       <w:color w:val="0F4761" w:themeColor="accent1" w:themeShade="BF"/>
     </w:rPr>
   </w:style>
-  <w:style w:type="character" w:customStyle="1" w:styleId="Char2">
+  <w:style w:type="character" w:styleId="Char2" w:customStyle="1">
     <w:name w:val="강한 인용 Char"/>
     <w:basedOn w:val="a0"/>
     <w:link w:val="a8"/>
@@ -1385,7 +1512,7 @@
 </file>
 
 <file path=word/theme/theme1.xml><?xml version="1.0" encoding="utf-8"?>
-<a:theme xmlns:a="http://schemas.openxmlformats.org/drawingml/2006/main" name="Office 테마">
+<a:theme xmlns:a="http://schemas.openxmlformats.org/drawingml/2006/main" xmlns:thm15="http://schemas.microsoft.com/office/thememl/2012/main" name="Office 테마">
   <a:themeElements>
     <a:clrScheme name="Office">
       <a:dk1>
